--- a/edital-04/CARTAS-APOIO.docx
+++ b/edital-04/CARTAS-APOIO.docx
@@ -214,7 +214,7 @@
           <w:bCs/>
           <w:b/>
         </w:rPr>
-        <w:t xml:space="preserve">https://sankofa-eosin.vercel.app</w:t>
+        <w:t xml:space="preserve">https://www.sankofahga.com</w:t>
       </w:r>
       <w:r>
         <w:t xml:space="preserve"> </w:t>
@@ -512,7 +512,7 @@
         <w:t xml:space="preserve"> </w:t>
       </w:r>
       <w:r>
-        <w:t xml:space="preserve">nhadafilipe@gmail.com · +55 [DDD número]</w:t>
+        <w:t xml:space="preserve">flifnhada@hotmail.com · +55 11 98483-7997</w:t>
       </w:r>
     </w:p>
     <w:p>
@@ -999,7 +999,7 @@
         <w:pStyle w:val="BodyText"/>
       </w:pPr>
       <w:r>
-        <w:t xml:space="preserve">O projeto está em fase pública (https://sankofa-eosin.vercel.app), licenciado MIT (código) e CC BY-SA 4.0 (conteúdo), em pleno alinhamento com a</w:t>
+        <w:t xml:space="preserve">O projeto está em fase pública (https://www.sankofahga.com), licenciado MIT (código) e CC BY-SA 4.0 (conteúdo), em pleno alinhamento com a</w:t>
       </w:r>
       <w:r>
         <w:t xml:space="preserve"> </w:t>
@@ -1254,7 +1254,7 @@
         <w:t xml:space="preserve"> </w:t>
       </w:r>
       <w:r>
-        <w:t xml:space="preserve">nhadafilipe@gmail.com · +55 [DDD número]</w:t>
+        <w:t xml:space="preserve">flifnhada@hotmail.com · +55 11 98483-7997</w:t>
       </w:r>
       <w:r>
         <w:t xml:space="preserve"> </w:t>
@@ -1738,7 +1738,7 @@
           <w:bCs/>
           <w:b/>
         </w:rPr>
-        <w:t xml:space="preserve">https://sankofa-eosin.vercel.app</w:t>
+        <w:t xml:space="preserve">https://www.sankofahga.com</w:t>
       </w:r>
     </w:p>
     <w:p>
@@ -1826,7 +1826,7 @@
         <w:t xml:space="preserve"> </w:t>
       </w:r>
       <w:r>
-        <w:t xml:space="preserve">nhadafilipe@gmail.com</w:t>
+        <w:t xml:space="preserve">flifnhada@hotmail.com</w:t>
       </w:r>
     </w:p>
     <w:p>
@@ -2159,7 +2159,7 @@
         <w:pStyle w:val="BodyText"/>
       </w:pPr>
       <w:r>
-        <w:t xml:space="preserve">Sou Filipe, criador do Sankofa — jogo digital sobre História Geral da África. URL: https://sankofa-eosin.vercel.app</w:t>
+        <w:t xml:space="preserve">Sou Filipe, criador do Sankofa — jogo digital sobre História Geral da África. URL: https://www.sankofahga.com</w:t>
       </w:r>
     </w:p>
     <w:p>
@@ -2541,7 +2541,7 @@
         <w:pStyle w:val="BodyText"/>
       </w:pPr>
       <w:r>
-        <w:t xml:space="preserve">URL: https://sankofa-eosin.vercel.app</w:t>
+        <w:t xml:space="preserve">URL: https://www.sankofahga.com</w:t>
       </w:r>
     </w:p>
     <w:p>
@@ -2643,7 +2643,7 @@
         <w:t xml:space="preserve"> </w:t>
       </w:r>
       <w:r>
-        <w:t xml:space="preserve">nhadafilipe@gmail.com</w:t>
+        <w:t xml:space="preserve">flifnhada@hotmail.com</w:t>
       </w:r>
     </w:p>
     <w:p>
@@ -3285,7 +3285,7 @@
         <w:pStyle w:val="BlockText"/>
       </w:pPr>
       <w:r>
-        <w:t xml:space="preserve">Link do projeto: https://sankofa-eosin.vercel.app</w:t>
+        <w:t xml:space="preserve">Link do projeto: https://www.sankofahga.com</w:t>
       </w:r>
     </w:p>
     <w:p>

--- a/edital-04/CARTAS-APOIO.docx
+++ b/edital-04/CARTAS-APOIO.docx
@@ -196,7 +196,7 @@
         <w:t xml:space="preserve"> </w:t>
       </w:r>
       <w:r>
-        <w:t xml:space="preserve">da UNESCO. Está em conformidade com a Lei 10.639/03, é open source, funciona offline, e atualmente cobre os Volumes I e II com 23 enigmas validados, 9 Casas Reais Africanas e motor de áudio sintetizado de instrumentos africanos.</w:t>
+        <w:t xml:space="preserve">da UNESCO. Está em conformidade com a Lei 10.639/03, é open source, funciona offline, e atualmente cobre os Volumes I a VIII com 71 enigmas validados, 9 Casas Reais Africanas e motor de áudio sintetizado de instrumentos africanos.</w:t>
       </w:r>
     </w:p>
     <w:p>
@@ -1015,7 +1015,7 @@
         <w:t xml:space="preserve"> </w:t>
       </w:r>
       <w:r>
-        <w:t xml:space="preserve">declarada pelas Nações Unidas e UNESCO. Atualmente cobre os Volumes I e II, com 23 enigmas validados, em português brasileiro, com interface acessível (WCAG AA) e funcionando offline (PWA).</w:t>
+        <w:t xml:space="preserve">declarada pelas Nações Unidas e UNESCO. Atualmente cobre os Volumes I a VIII, com 71 enigmas validados, em português brasileiro, com interface acessível (WCAG AA) e funcionando offline (PWA).</w:t>
       </w:r>
     </w:p>
     <w:p>
@@ -2533,7 +2533,7 @@
         <w:t xml:space="preserve"> </w:t>
       </w:r>
       <w:r>
-        <w:t xml:space="preserve">da UNESCO (8 volumes). Está em fase pública, com 23 enigmas validados via fontes da HGA, e a candidatar-se ao Edital 04/2026 da SMC-SP.</w:t>
+        <w:t xml:space="preserve">da UNESCO (8 volumes). Está em fase pública, com 71 enigmas validados via fontes da HGA, e a candidatar-se ao Edital 04/2026 da SMC-SP.</w:t>
       </w:r>
     </w:p>
     <w:p>
@@ -2570,7 +2570,7 @@
         <w:t xml:space="preserve"> </w:t>
       </w:r>
       <w:r>
-        <w:t xml:space="preserve">dos 23 enigmas atuais, sob a perspectiva [da história africana / da educação antirracista / do que for da sua área]. Apenas comentários gerais — não precisa parecer formal.</w:t>
+        <w:t xml:space="preserve">dos 71 enigmas atuais, sob a perspectiva [da história africana / da educação antirracista / do que for da sua área]. Apenas comentários gerais — não precisa parecer formal.</w:t>
       </w:r>
     </w:p>
     <w:p>
